--- a/finall_report/Baocao_ 18A1 _Nhom_ 3_Case_5.docx
+++ b/finall_report/Baocao_ 18A1 _Nhom_ 3_Case_5.docx
@@ -64,7 +64,14 @@
           <w:b/>
           <w:bCs/>
         </w:rPr>
-        <w:t>Bài tập: Case 9</w:t>
+        <w:t xml:space="preserve">Bài tập: Case </w:t>
+      </w:r>
+      <w:r>
+        <w:rPr>
+          <w:b/>
+          <w:bCs/>
+        </w:rPr>
+        <w:t>5</w:t>
       </w:r>
     </w:p>
     <w:p>
@@ -537,7 +544,7 @@
           <v:shape id="_x0000_i1025" type="#_x0000_t75" style="width:66pt;height:48pt" o:ole="">
             <v:imagedata r:id="rId5" o:title=""/>
           </v:shape>
-          <o:OLEObject Type="Embed" ProgID="Excel.SheetMacroEnabled.12" ShapeID="_x0000_i1025" DrawAspect="Icon" ObjectID="_1827332429" r:id="rId6"/>
+          <o:OLEObject Type="Embed" ProgID="Excel.SheetMacroEnabled.12" ShapeID="_x0000_i1025" DrawAspect="Icon" ObjectID="_1827334420" r:id="rId6"/>
         </w:object>
       </w:r>
       <w:r>
@@ -548,7 +555,7 @@
           <v:shape id="_x0000_i1026" type="#_x0000_t75" style="width:78pt;height:48pt" o:ole="">
             <v:imagedata r:id="rId7" o:title=""/>
           </v:shape>
-          <o:OLEObject Type="Embed" ProgID="Excel.SheetMacroEnabled.12" ShapeID="_x0000_i1026" DrawAspect="Icon" ObjectID="_1827332430" r:id="rId8"/>
+          <o:OLEObject Type="Embed" ProgID="Excel.SheetMacroEnabled.12" ShapeID="_x0000_i1026" DrawAspect="Icon" ObjectID="_1827334421" r:id="rId8"/>
         </w:object>
       </w:r>
       <w:r>
@@ -559,7 +566,7 @@
           <v:shape id="_x0000_i1027" type="#_x0000_t75" style="width:78pt;height:48pt" o:ole="">
             <v:imagedata r:id="rId9" o:title=""/>
           </v:shape>
-          <o:OLEObject Type="Embed" ProgID="Excel.SheetMacroEnabled.12" ShapeID="_x0000_i1027" DrawAspect="Icon" ObjectID="_1827332431" r:id="rId10"/>
+          <o:OLEObject Type="Embed" ProgID="Excel.SheetMacroEnabled.12" ShapeID="_x0000_i1027" DrawAspect="Icon" ObjectID="_1827334422" r:id="rId10"/>
         </w:object>
       </w:r>
     </w:p>
@@ -1766,7 +1773,7 @@
           <v:shape id="_x0000_i1028" type="#_x0000_t75" style="width:78pt;height:48pt" o:ole="">
             <v:imagedata r:id="rId11" o:title=""/>
           </v:shape>
-          <o:OLEObject Type="Embed" ProgID="Excel.SheetMacroEnabled.12" ShapeID="_x0000_i1028" DrawAspect="Icon" ObjectID="_1827332432" r:id="rId12"/>
+          <o:OLEObject Type="Embed" ProgID="Excel.SheetMacroEnabled.12" ShapeID="_x0000_i1028" DrawAspect="Icon" ObjectID="_1827334423" r:id="rId12"/>
         </w:object>
       </w:r>
       <w:r>
@@ -1774,7 +1781,7 @@
           <v:shape id="_x0000_i1029" type="#_x0000_t75" style="width:78pt;height:48pt" o:ole="">
             <v:imagedata r:id="rId13" o:title=""/>
           </v:shape>
-          <o:OLEObject Type="Embed" ProgID="Excel.SheetMacroEnabled.12" ShapeID="_x0000_i1029" DrawAspect="Icon" ObjectID="_1827332433" r:id="rId14"/>
+          <o:OLEObject Type="Embed" ProgID="Excel.SheetMacroEnabled.12" ShapeID="_x0000_i1029" DrawAspect="Icon" ObjectID="_1827334424" r:id="rId14"/>
         </w:object>
       </w:r>
       <w:r>
@@ -1782,7 +1789,7 @@
           <v:shape id="_x0000_i1030" type="#_x0000_t75" style="width:78pt;height:48pt" o:ole="">
             <v:imagedata r:id="rId15" o:title=""/>
           </v:shape>
-          <o:OLEObject Type="Embed" ProgID="Excel.SheetMacroEnabled.12" ShapeID="_x0000_i1030" DrawAspect="Icon" ObjectID="_1827332434" r:id="rId16"/>
+          <o:OLEObject Type="Embed" ProgID="Excel.SheetMacroEnabled.12" ShapeID="_x0000_i1030" DrawAspect="Icon" ObjectID="_1827334425" r:id="rId16"/>
         </w:object>
       </w:r>
     </w:p>
@@ -1866,21 +1873,7 @@
           <w:b/>
           <w:bCs/>
         </w:rPr>
-        <w:t xml:space="preserve">1. </w:t>
-      </w:r>
-      <w:r>
-        <w:rPr>
-          <w:b/>
-          <w:bCs/>
-        </w:rPr>
-        <w:t>Pivot tỷ lệ chuyển đổi theo kênh × loại phản hồi</w:t>
-      </w:r>
-      <w:r>
-        <w:rPr>
-          <w:b/>
-          <w:bCs/>
-        </w:rPr>
-        <w:t xml:space="preserve">: </w:t>
+        <w:t xml:space="preserve">1. Pivot tỷ lệ chuyển đổi theo kênh × loại phản hồi: </w:t>
       </w:r>
     </w:p>
     <w:p>
@@ -2412,6 +2405,7 @@
         <w:rPr>
           <w:b/>
           <w:bCs/>
+          <w:noProof/>
         </w:rPr>
         <w:lastRenderedPageBreak/>
         <w:drawing>
@@ -2546,6 +2540,7 @@
         <w:rPr>
           <w:b/>
           <w:bCs/>
+          <w:noProof/>
         </w:rPr>
         <w:drawing>
           <wp:inline distT="0" distB="0" distL="0" distR="0" wp14:anchorId="5FB4D3F8" wp14:editId="25D49865">
@@ -2677,16 +2672,7 @@
           <w:sz w:val="28"/>
           <w:szCs w:val="28"/>
         </w:rPr>
-        <w:t xml:space="preserve">XI. </w:t>
-      </w:r>
-      <w:r>
-        <w:rPr>
-          <w:b/>
-          <w:bCs/>
-          <w:sz w:val="28"/>
-          <w:szCs w:val="28"/>
-        </w:rPr>
-        <w:t>Phương pháp xử lý và phân tích dữ liệu</w:t>
+        <w:t>XI. Phương pháp xử lý và phân tích dữ liệu</w:t>
       </w:r>
     </w:p>
     <w:tbl>
@@ -2752,10 +2738,7 @@
               <w:t xml:space="preserve">       </w:t>
             </w:r>
             <w:r>
-              <w:t>Nhập xuất file (I/O)</w:t>
-            </w:r>
-            <w:r>
-              <w:t xml:space="preserve"> </w:t>
+              <w:t xml:space="preserve">Nhập xuất file (I/O) </w:t>
             </w:r>
           </w:p>
         </w:tc>
@@ -2765,13 +2748,7 @@
           </w:tcPr>
           <w:p>
             <w:r>
-              <w:t>read_csv()</w:t>
-            </w:r>
-            <w:r>
-              <w:t xml:space="preserve">, </w:t>
-            </w:r>
-            <w:r>
-              <w:t>to_csv()</w:t>
+              <w:t>read_csv(), to_csv()</w:t>
             </w:r>
           </w:p>
           <w:p/>
@@ -3076,16 +3053,7 @@
           <w:sz w:val="28"/>
           <w:szCs w:val="28"/>
         </w:rPr>
-        <w:t xml:space="preserve">. </w:t>
-      </w:r>
-      <w:r>
-        <w:rPr>
-          <w:b/>
-          <w:bCs/>
-          <w:sz w:val="28"/>
-          <w:szCs w:val="28"/>
-        </w:rPr>
-        <w:t>Nhật ký nhóm : thể hiện mức độ tham gia của từng thành viên .</w:t>
+        <w:t>. Nhật ký nhóm : thể hiện mức độ tham gia của từng thành viên .</w:t>
       </w:r>
     </w:p>
     <w:p>
@@ -3114,6 +3082,7 @@
         <w:rPr>
           <w:b/>
           <w:bCs/>
+          <w:noProof/>
           <w:sz w:val="28"/>
           <w:szCs w:val="28"/>
         </w:rPr>
@@ -3170,6 +3139,7 @@
         <w:rPr>
           <w:b/>
           <w:bCs/>
+          <w:noProof/>
           <w:sz w:val="28"/>
           <w:szCs w:val="28"/>
         </w:rPr>
@@ -4418,6 +4388,7 @@
   <w:style w:type="character" w:default="1" w:styleId="DefaultParagraphFont">
     <w:name w:val="Default Paragraph Font"/>
     <w:uiPriority w:val="1"/>
+    <w:semiHidden/>
     <w:unhideWhenUsed/>
   </w:style>
   <w:style w:type="table" w:default="1" w:styleId="TableNormal">

--- a/finall_report/Baocao_ 18A1 _Nhom_ 3_Case_5.docx
+++ b/finall_report/Baocao_ 18A1 _Nhom_ 3_Case_5.docx
@@ -19,7 +19,25 @@
           <w:sz w:val="28"/>
           <w:szCs w:val="28"/>
         </w:rPr>
-        <w:t xml:space="preserve">BÁO CÁO CASE STUDY 9 - PHÂN TÍCH HIỆU SUẤT CHIẾN DỊCH MARKETING  </w:t>
+        <w:t xml:space="preserve">BÁO CÁO CASE STUDY </w:t>
+      </w:r>
+      <w:r>
+        <w:rPr>
+          <w:b/>
+          <w:bCs/>
+          <w:sz w:val="28"/>
+          <w:szCs w:val="28"/>
+        </w:rPr>
+        <w:t>5</w:t>
+      </w:r>
+      <w:r>
+        <w:rPr>
+          <w:b/>
+          <w:bCs/>
+          <w:sz w:val="28"/>
+          <w:szCs w:val="28"/>
+        </w:rPr>
+        <w:t xml:space="preserve"> - PHÂN TÍCH HIỆU SUẤT CHIẾN DỊCH MARKETING  </w:t>
       </w:r>
     </w:p>
     <w:p>
@@ -98,14 +116,25 @@
           <w:szCs w:val="28"/>
         </w:rPr>
       </w:pPr>
-      <w:r>
-        <w:rPr>
-          <w:b/>
-          <w:bCs/>
-          <w:sz w:val="28"/>
-          <w:szCs w:val="28"/>
-        </w:rPr>
-        <w:t>I . Thông tin thành viên nhóm</w:t>
+      <w:proofErr w:type="gramStart"/>
+      <w:r>
+        <w:rPr>
+          <w:b/>
+          <w:bCs/>
+          <w:sz w:val="28"/>
+          <w:szCs w:val="28"/>
+        </w:rPr>
+        <w:t>I .</w:t>
+      </w:r>
+      <w:proofErr w:type="gramEnd"/>
+      <w:r>
+        <w:rPr>
+          <w:b/>
+          <w:bCs/>
+          <w:sz w:val="28"/>
+          <w:szCs w:val="28"/>
+        </w:rPr>
+        <w:t xml:space="preserve"> Thông tin thành viên nhóm</w:t>
       </w:r>
     </w:p>
     <w:tbl>
@@ -468,13 +497,32 @@
           <w:sz w:val="28"/>
           <w:szCs w:val="28"/>
         </w:rPr>
-        <w:t>Nhiệm vụ 1 :</w:t>
-      </w:r>
+        <w:t xml:space="preserve">Nhiệm vụ </w:t>
+      </w:r>
+      <w:proofErr w:type="gramStart"/>
+      <w:r>
+        <w:rPr>
+          <w:b/>
+          <w:bCs/>
+          <w:sz w:val="28"/>
+          <w:szCs w:val="28"/>
+        </w:rPr>
+        <w:t>1 :</w:t>
+      </w:r>
+      <w:proofErr w:type="gramEnd"/>
       <w:r>
         <w:t xml:space="preserve"> </w:t>
       </w:r>
       <w:r>
-        <w:t xml:space="preserve"> Đọc &amp; làm sạch dữ liệu: Mục tiêu : hiểu cấu trúc dữ liệu thô và xử lý các</w:t>
+        <w:t xml:space="preserve"> Đọc &amp; làm sạch dữ liệu: Mục </w:t>
+      </w:r>
+      <w:proofErr w:type="gramStart"/>
+      <w:r>
+        <w:t>tiêu :</w:t>
+      </w:r>
+      <w:proofErr w:type="gramEnd"/>
+      <w:r>
+        <w:t xml:space="preserve"> hiểu cấu trúc dữ liệu thô và xử lý các</w:t>
       </w:r>
       <w:r>
         <w:t xml:space="preserve"> </w:t>
@@ -504,7 +552,27 @@
           <w:sz w:val="28"/>
           <w:szCs w:val="28"/>
         </w:rPr>
-        <w:t xml:space="preserve">Kết quả : </w:t>
+        <w:t xml:space="preserve">Kết </w:t>
+      </w:r>
+      <w:proofErr w:type="gramStart"/>
+      <w:r>
+        <w:rPr>
+          <w:b/>
+          <w:bCs/>
+          <w:sz w:val="28"/>
+          <w:szCs w:val="28"/>
+        </w:rPr>
+        <w:t>quả :</w:t>
+      </w:r>
+      <w:proofErr w:type="gramEnd"/>
+      <w:r>
+        <w:rPr>
+          <w:b/>
+          <w:bCs/>
+          <w:sz w:val="28"/>
+          <w:szCs w:val="28"/>
+        </w:rPr>
+        <w:t xml:space="preserve"> </w:t>
       </w:r>
     </w:p>
     <w:p>
@@ -544,7 +612,7 @@
           <v:shape id="_x0000_i1025" type="#_x0000_t75" style="width:66pt;height:48pt" o:ole="">
             <v:imagedata r:id="rId5" o:title=""/>
           </v:shape>
-          <o:OLEObject Type="Embed" ProgID="Excel.SheetMacroEnabled.12" ShapeID="_x0000_i1025" DrawAspect="Icon" ObjectID="_1827334420" r:id="rId6"/>
+          <o:OLEObject Type="Embed" ProgID="Excel.SheetMacroEnabled.12" ShapeID="_x0000_i1025" DrawAspect="Icon" ObjectID="_1827334617" r:id="rId6"/>
         </w:object>
       </w:r>
       <w:r>
@@ -555,7 +623,7 @@
           <v:shape id="_x0000_i1026" type="#_x0000_t75" style="width:78pt;height:48pt" o:ole="">
             <v:imagedata r:id="rId7" o:title=""/>
           </v:shape>
-          <o:OLEObject Type="Embed" ProgID="Excel.SheetMacroEnabled.12" ShapeID="_x0000_i1026" DrawAspect="Icon" ObjectID="_1827334421" r:id="rId8"/>
+          <o:OLEObject Type="Embed" ProgID="Excel.SheetMacroEnabled.12" ShapeID="_x0000_i1026" DrawAspect="Icon" ObjectID="_1827334618" r:id="rId8"/>
         </w:object>
       </w:r>
       <w:r>
@@ -566,7 +634,7 @@
           <v:shape id="_x0000_i1027" type="#_x0000_t75" style="width:78pt;height:48pt" o:ole="">
             <v:imagedata r:id="rId9" o:title=""/>
           </v:shape>
-          <o:OLEObject Type="Embed" ProgID="Excel.SheetMacroEnabled.12" ShapeID="_x0000_i1027" DrawAspect="Icon" ObjectID="_1827334422" r:id="rId10"/>
+          <o:OLEObject Type="Embed" ProgID="Excel.SheetMacroEnabled.12" ShapeID="_x0000_i1027" DrawAspect="Icon" ObjectID="_1827334619" r:id="rId10"/>
         </w:object>
       </w:r>
     </w:p>
@@ -1377,6 +1445,7 @@
         <w:tab/>
         <w:t xml:space="preserve">- </w:t>
       </w:r>
+      <w:proofErr w:type="gramStart"/>
       <w:r>
         <w:rPr>
           <w:b/>
@@ -1384,6 +1453,7 @@
         </w:rPr>
         <w:t>Google :</w:t>
       </w:r>
+      <w:proofErr w:type="gramEnd"/>
       <w:r>
         <w:tab/>
         <w:t>70.83%</w:t>
@@ -1703,7 +1773,17 @@
           <w:sz w:val="28"/>
           <w:szCs w:val="28"/>
         </w:rPr>
-        <w:t>Nhiệm vụ 4</w:t>
+        <w:t xml:space="preserve">Nhiệm vụ </w:t>
+      </w:r>
+      <w:proofErr w:type="gramStart"/>
+      <w:r>
+        <w:rPr>
+          <w:b/>
+          <w:bCs/>
+          <w:sz w:val="28"/>
+          <w:szCs w:val="28"/>
+        </w:rPr>
+        <w:t>4</w:t>
       </w:r>
       <w:r>
         <w:rPr>
@@ -1719,6 +1799,7 @@
         </w:rPr>
         <w:t>:</w:t>
       </w:r>
+      <w:proofErr w:type="gramEnd"/>
       <w:r>
         <w:rPr>
           <w:b/>
@@ -1773,7 +1854,7 @@
           <v:shape id="_x0000_i1028" type="#_x0000_t75" style="width:78pt;height:48pt" o:ole="">
             <v:imagedata r:id="rId11" o:title=""/>
           </v:shape>
-          <o:OLEObject Type="Embed" ProgID="Excel.SheetMacroEnabled.12" ShapeID="_x0000_i1028" DrawAspect="Icon" ObjectID="_1827334423" r:id="rId12"/>
+          <o:OLEObject Type="Embed" ProgID="Excel.SheetMacroEnabled.12" ShapeID="_x0000_i1028" DrawAspect="Icon" ObjectID="_1827334620" r:id="rId12"/>
         </w:object>
       </w:r>
       <w:r>
@@ -1781,7 +1862,7 @@
           <v:shape id="_x0000_i1029" type="#_x0000_t75" style="width:78pt;height:48pt" o:ole="">
             <v:imagedata r:id="rId13" o:title=""/>
           </v:shape>
-          <o:OLEObject Type="Embed" ProgID="Excel.SheetMacroEnabled.12" ShapeID="_x0000_i1029" DrawAspect="Icon" ObjectID="_1827334424" r:id="rId14"/>
+          <o:OLEObject Type="Embed" ProgID="Excel.SheetMacroEnabled.12" ShapeID="_x0000_i1029" DrawAspect="Icon" ObjectID="_1827334621" r:id="rId14"/>
         </w:object>
       </w:r>
       <w:r>
@@ -1789,7 +1870,7 @@
           <v:shape id="_x0000_i1030" type="#_x0000_t75" style="width:78pt;height:48pt" o:ole="">
             <v:imagedata r:id="rId15" o:title=""/>
           </v:shape>
-          <o:OLEObject Type="Embed" ProgID="Excel.SheetMacroEnabled.12" ShapeID="_x0000_i1030" DrawAspect="Icon" ObjectID="_1827334425" r:id="rId16"/>
+          <o:OLEObject Type="Embed" ProgID="Excel.SheetMacroEnabled.12" ShapeID="_x0000_i1030" DrawAspect="Icon" ObjectID="_1827334622" r:id="rId16"/>
         </w:object>
       </w:r>
     </w:p>
@@ -1812,7 +1893,17 @@
           <w:sz w:val="28"/>
           <w:szCs w:val="28"/>
         </w:rPr>
-        <w:t>Nhiệm vụ 5</w:t>
+        <w:t xml:space="preserve">Nhiệm vụ </w:t>
+      </w:r>
+      <w:proofErr w:type="gramStart"/>
+      <w:r>
+        <w:rPr>
+          <w:b/>
+          <w:bCs/>
+          <w:sz w:val="28"/>
+          <w:szCs w:val="28"/>
+        </w:rPr>
+        <w:t>5</w:t>
       </w:r>
       <w:r>
         <w:rPr>
@@ -1828,6 +1919,7 @@
         </w:rPr>
         <w:t>:</w:t>
       </w:r>
+      <w:proofErr w:type="gramEnd"/>
       <w:r>
         <w:rPr>
           <w:b/>
@@ -1857,7 +1949,27 @@
           <w:sz w:val="28"/>
           <w:szCs w:val="28"/>
         </w:rPr>
-        <w:t xml:space="preserve">Kết quả : </w:t>
+        <w:t xml:space="preserve">Kết </w:t>
+      </w:r>
+      <w:proofErr w:type="gramStart"/>
+      <w:r>
+        <w:rPr>
+          <w:b/>
+          <w:bCs/>
+          <w:sz w:val="28"/>
+          <w:szCs w:val="28"/>
+        </w:rPr>
+        <w:t>quả :</w:t>
+      </w:r>
+      <w:proofErr w:type="gramEnd"/>
+      <w:r>
+        <w:rPr>
+          <w:b/>
+          <w:bCs/>
+          <w:sz w:val="28"/>
+          <w:szCs w:val="28"/>
+        </w:rPr>
+        <w:t xml:space="preserve"> </w:t>
       </w:r>
     </w:p>
     <w:p>
@@ -2623,7 +2735,15 @@
         <w:t xml:space="preserve">- </w:t>
       </w:r>
       <w:r>
-        <w:t>Kênh hiệu quả nhất là : Email</w:t>
+        <w:t xml:space="preserve">Kênh hiệu quả nhất </w:t>
+      </w:r>
+      <w:proofErr w:type="gramStart"/>
+      <w:r>
+        <w:t>là :</w:t>
+      </w:r>
+      <w:proofErr w:type="gramEnd"/>
+      <w:r>
+        <w:t xml:space="preserve"> Email</w:t>
       </w:r>
     </w:p>
     <w:p>
@@ -2642,7 +2762,15 @@
         <w:t xml:space="preserve"> </w:t>
       </w:r>
       <w:r>
-        <w:t>Chiến dịch hiệu quả nhất là : CMP105</w:t>
+        <w:t xml:space="preserve">Chiến dịch hiệu quả nhất </w:t>
+      </w:r>
+      <w:proofErr w:type="gramStart"/>
+      <w:r>
+        <w:t>là :</w:t>
+      </w:r>
+      <w:proofErr w:type="gramEnd"/>
+      <w:r>
+        <w:t xml:space="preserve"> CMP105</w:t>
       </w:r>
     </w:p>
     <w:p>
@@ -2748,7 +2876,23 @@
           </w:tcPr>
           <w:p>
             <w:r>
-              <w:t>read_csv(), to_csv()</w:t>
+              <w:t>read_</w:t>
+            </w:r>
+            <w:proofErr w:type="gramStart"/>
+            <w:r>
+              <w:t>csv(</w:t>
+            </w:r>
+            <w:proofErr w:type="gramEnd"/>
+            <w:r>
+              <w:t>), to_</w:t>
+            </w:r>
+            <w:proofErr w:type="gramStart"/>
+            <w:r>
+              <w:t>csv(</w:t>
+            </w:r>
+            <w:proofErr w:type="gramEnd"/>
+            <w:r>
+              <w:t>)</w:t>
             </w:r>
           </w:p>
           <w:p/>
@@ -2773,23 +2917,78 @@
             <w:tcW w:w="3117" w:type="dxa"/>
           </w:tcPr>
           <w:p>
-            <w:r>
-              <w:t>astype()</w:t>
+            <w:proofErr w:type="gramStart"/>
+            <w:r>
+              <w:t>astype(</w:t>
+            </w:r>
+            <w:proofErr w:type="gramEnd"/>
+            <w:r>
+              <w:t>)</w:t>
             </w:r>
             <w:r>
               <w:t xml:space="preserve">, </w:t>
             </w:r>
-            <w:r>
-              <w:t>str.strip()</w:t>
+            <w:proofErr w:type="gramStart"/>
+            <w:r>
+              <w:t>str.strip</w:t>
+            </w:r>
+            <w:proofErr w:type="gramEnd"/>
+            <w:r>
+              <w:t>()</w:t>
             </w:r>
             <w:r>
               <w:t xml:space="preserve">, </w:t>
             </w:r>
-            <w:r>
-              <w:t>str.title()</w:t>
-            </w:r>
-            <w:r>
-              <w:t>, str.upper(), str.lower(), pd.o_numeric(), str.replace()</w:t>
+            <w:proofErr w:type="gramStart"/>
+            <w:r>
+              <w:t>str.title</w:t>
+            </w:r>
+            <w:proofErr w:type="gramEnd"/>
+            <w:r>
+              <w:t>()</w:t>
+            </w:r>
+            <w:r>
+              <w:t xml:space="preserve">, </w:t>
+            </w:r>
+            <w:proofErr w:type="gramStart"/>
+            <w:r>
+              <w:t>str.upper</w:t>
+            </w:r>
+            <w:proofErr w:type="gramEnd"/>
+            <w:r>
+              <w:t xml:space="preserve">(), </w:t>
+            </w:r>
+            <w:proofErr w:type="gramStart"/>
+            <w:r>
+              <w:t>str.lower</w:t>
+            </w:r>
+            <w:proofErr w:type="gramEnd"/>
+            <w:r>
+              <w:t xml:space="preserve">(), </w:t>
+            </w:r>
+            <w:proofErr w:type="gramStart"/>
+            <w:r>
+              <w:t>pd.o</w:t>
+            </w:r>
+            <w:proofErr w:type="gramEnd"/>
+            <w:r>
+              <w:t>_</w:t>
+            </w:r>
+            <w:proofErr w:type="gramStart"/>
+            <w:r>
+              <w:t>numeric(</w:t>
+            </w:r>
+            <w:proofErr w:type="gramEnd"/>
+            <w:r>
+              <w:t xml:space="preserve">), </w:t>
+            </w:r>
+            <w:proofErr w:type="gramStart"/>
+            <w:r>
+              <w:t>str.replace</w:t>
+            </w:r>
+            <w:proofErr w:type="gramEnd"/>
+            <w:r>
+              <w:t>()</w:t>
             </w:r>
           </w:p>
           <w:p/>
@@ -2846,8 +3045,21 @@
             <w:tcW w:w="3117" w:type="dxa"/>
           </w:tcPr>
           <w:p>
-            <w:r>
-              <w:t>groupby(), agg()</w:t>
+            <w:proofErr w:type="gramStart"/>
+            <w:r>
+              <w:t>groupby(</w:t>
+            </w:r>
+            <w:proofErr w:type="gramEnd"/>
+            <w:r>
+              <w:t xml:space="preserve">), </w:t>
+            </w:r>
+            <w:proofErr w:type="gramStart"/>
+            <w:r>
+              <w:t>agg(</w:t>
+            </w:r>
+            <w:proofErr w:type="gramEnd"/>
+            <w:r>
+              <w:t>)</w:t>
             </w:r>
           </w:p>
           <w:p/>
@@ -2879,7 +3091,15 @@
           </w:tcPr>
           <w:p>
             <w:r>
-              <w:t>pivot_table()</w:t>
+              <w:t>pivot_</w:t>
+            </w:r>
+            <w:proofErr w:type="gramStart"/>
+            <w:r>
+              <w:t>table(</w:t>
+            </w:r>
+            <w:proofErr w:type="gramEnd"/>
+            <w:r>
+              <w:t>)</w:t>
             </w:r>
           </w:p>
           <w:p/>
@@ -2905,8 +3125,21 @@
             <w:tcW w:w="3117" w:type="dxa"/>
           </w:tcPr>
           <w:p>
-            <w:r>
-              <w:t>stack(), unstack()</w:t>
+            <w:proofErr w:type="gramStart"/>
+            <w:r>
+              <w:t>stack(</w:t>
+            </w:r>
+            <w:proofErr w:type="gramEnd"/>
+            <w:r>
+              <w:t xml:space="preserve">), </w:t>
+            </w:r>
+            <w:proofErr w:type="gramStart"/>
+            <w:r>
+              <w:t>unstack(</w:t>
+            </w:r>
+            <w:proofErr w:type="gramEnd"/>
+            <w:r>
+              <w:t>)</w:t>
             </w:r>
           </w:p>
         </w:tc>
@@ -3053,8 +3286,39 @@
           <w:sz w:val="28"/>
           <w:szCs w:val="28"/>
         </w:rPr>
-        <w:t>. Nhật ký nhóm : thể hiện mức độ tham gia của từng thành viên .</w:t>
-      </w:r>
+        <w:t xml:space="preserve">. Nhật ký </w:t>
+      </w:r>
+      <w:proofErr w:type="gramStart"/>
+      <w:r>
+        <w:rPr>
+          <w:b/>
+          <w:bCs/>
+          <w:sz w:val="28"/>
+          <w:szCs w:val="28"/>
+        </w:rPr>
+        <w:t>nhóm :</w:t>
+      </w:r>
+      <w:proofErr w:type="gramEnd"/>
+      <w:r>
+        <w:rPr>
+          <w:b/>
+          <w:bCs/>
+          <w:sz w:val="28"/>
+          <w:szCs w:val="28"/>
+        </w:rPr>
+        <w:t xml:space="preserve"> thể hiện mức độ tham gia của từng thành </w:t>
+      </w:r>
+      <w:proofErr w:type="gramStart"/>
+      <w:r>
+        <w:rPr>
+          <w:b/>
+          <w:bCs/>
+          <w:sz w:val="28"/>
+          <w:szCs w:val="28"/>
+        </w:rPr>
+        <w:t>viên .</w:t>
+      </w:r>
+      <w:proofErr w:type="gramEnd"/>
     </w:p>
     <w:p>
       <w:pPr>
